--- a/revisions/본논문_2차_DOCX변환본.docx
+++ b/revisions/본논문_2차_DOCX변환본.docx
@@ -1900,10 +1900,9 @@
       </w:r>
       <w:r>
         <w:rPr>
-          <w:rStyle w:val="FootnoteReference"/>
+          <w:rStyle w:val="FootnoteAnchor"/>
         </w:rPr>
-        <w:footnoteReference w:id="1"/>
-        <w:t>)</w:t>
+        <w:footnoteReference w:id="2"/>
       </w:r>
       <w:r>
         <w:rPr>
@@ -1956,10 +1955,9 @@
       </w:r>
       <w:r>
         <w:rPr>
-          <w:rStyle w:val="FootnoteReference"/>
+          <w:rStyle w:val="FootnoteAnchor"/>
         </w:rPr>
-        <w:footnoteReference w:id="2"/>
-        <w:t>)</w:t>
+        <w:footnoteReference w:id="3"/>
       </w:r>
       <w:r>
         <w:rPr>
@@ -1975,10 +1973,9 @@
       </w:r>
       <w:r>
         <w:rPr>
-          <w:rStyle w:val="FootnoteReference"/>
+          <w:rStyle w:val="FootnoteAnchor"/>
         </w:rPr>
-        <w:footnoteReference w:id="3"/>
-        <w:t>)</w:t>
+        <w:footnoteReference w:id="4"/>
       </w:r>
       <w:r>
         <w:rPr>
@@ -2110,10 +2107,9 @@
       </w:r>
       <w:r>
         <w:rPr>
-          <w:rStyle w:val="FootnoteReference"/>
+          <w:rStyle w:val="FootnoteAnchor"/>
         </w:rPr>
-        <w:footnoteReference w:id="4"/>
-        <w:t>)</w:t>
+        <w:footnoteReference w:id="5"/>
       </w:r>
       <w:r>
         <w:rPr>
@@ -2145,10 +2141,9 @@
       </w:r>
       <w:r>
         <w:rPr>
-          <w:rStyle w:val="FootnoteReference"/>
+          <w:rStyle w:val="FootnoteAnchor"/>
         </w:rPr>
-        <w:footnoteReference w:id="5"/>
-        <w:t>)</w:t>
+        <w:footnoteReference w:id="6"/>
       </w:r>
       <w:r>
         <w:rPr>
@@ -2241,10 +2236,9 @@
       </w:r>
       <w:r>
         <w:rPr>
-          <w:rStyle w:val="FootnoteReference"/>
+          <w:rStyle w:val="FootnoteAnchor"/>
         </w:rPr>
-        <w:footnoteReference w:id="6"/>
-        <w:t>)</w:t>
+        <w:footnoteReference w:id="7"/>
       </w:r>
       <w:r>
         <w:rPr>
@@ -2276,10 +2270,9 @@
       </w:r>
       <w:r>
         <w:rPr>
-          <w:rStyle w:val="FootnoteReference"/>
+          <w:rStyle w:val="FootnoteAnchor"/>
         </w:rPr>
-        <w:footnoteReference w:id="7"/>
-        <w:t>)</w:t>
+        <w:footnoteReference w:id="8"/>
       </w:r>
       <w:r>
         <w:rPr>
@@ -2311,10 +2304,9 @@
       </w:r>
       <w:r>
         <w:rPr>
-          <w:rStyle w:val="FootnoteReference"/>
+          <w:rStyle w:val="FootnoteAnchor"/>
         </w:rPr>
-        <w:footnoteReference w:id="8"/>
-        <w:t>)</w:t>
+        <w:footnoteReference w:id="9"/>
       </w:r>
       <w:r>
         <w:rPr>
@@ -2404,10 +2396,9 @@
       </w:r>
       <w:r>
         <w:rPr>
-          <w:rStyle w:val="FootnoteReference"/>
+          <w:rStyle w:val="FootnoteAnchor"/>
         </w:rPr>
-        <w:footnoteReference w:id="9"/>
-        <w:t>)</w:t>
+        <w:footnoteReference w:id="10"/>
       </w:r>
       <w:r>
         <w:rPr>
@@ -2492,10 +2483,9 @@
       </w:r>
       <w:r>
         <w:rPr>
-          <w:rStyle w:val="FootnoteReference"/>
+          <w:rStyle w:val="FootnoteAnchor"/>
         </w:rPr>
-        <w:footnoteReference w:id="10"/>
-        <w:t>)</w:t>
+        <w:footnoteReference w:id="11"/>
       </w:r>
       <w:r>
         <w:rPr>
@@ -2545,10 +2535,9 @@
       </w:r>
       <w:r>
         <w:rPr>
-          <w:rStyle w:val="FootnoteReference"/>
+          <w:rStyle w:val="FootnoteAnchor"/>
         </w:rPr>
-        <w:footnoteReference w:id="11"/>
-        <w:t>)</w:t>
+        <w:footnoteReference w:id="12"/>
       </w:r>
       <w:r>
         <w:rPr>
@@ -2703,10 +2692,9 @@
       </w:r>
       <w:r>
         <w:rPr>
-          <w:rStyle w:val="FootnoteReference"/>
+          <w:rStyle w:val="FootnoteAnchor"/>
         </w:rPr>
-        <w:footnoteReference w:id="12"/>
-        <w:t>)</w:t>
+        <w:footnoteReference w:id="13"/>
       </w:r>
       <w:r>
         <w:rPr>
@@ -2755,10 +2743,9 @@
       </w:r>
       <w:r>
         <w:rPr>
-          <w:rStyle w:val="FootnoteReference"/>
+          <w:rStyle w:val="FootnoteAnchor"/>
         </w:rPr>
-        <w:footnoteReference w:id="13"/>
-        <w:t>)</w:t>
+        <w:footnoteReference w:id="14"/>
       </w:r>
       <w:r>
         <w:rPr>
@@ -2793,10 +2780,9 @@
       </w:r>
       <w:r>
         <w:rPr>
-          <w:rStyle w:val="FootnoteReference"/>
+          <w:rStyle w:val="FootnoteAnchor"/>
         </w:rPr>
-        <w:footnoteReference w:id="14"/>
-        <w:t>)</w:t>
+        <w:footnoteReference w:id="15"/>
       </w:r>
       <w:r>
         <w:rPr>
@@ -2855,10 +2841,9 @@
       </w:r>
       <w:r>
         <w:rPr>
-          <w:rStyle w:val="FootnoteReference"/>
+          <w:rStyle w:val="FootnoteAnchor"/>
         </w:rPr>
-        <w:footnoteReference w:id="15"/>
-        <w:t>)</w:t>
+        <w:footnoteReference w:id="16"/>
       </w:r>
       <w:r>
         <w:rPr>
@@ -2893,10 +2878,9 @@
       </w:r>
       <w:r>
         <w:rPr>
-          <w:rStyle w:val="FootnoteReference"/>
+          <w:rStyle w:val="FootnoteAnchor"/>
         </w:rPr>
-        <w:footnoteReference w:id="16"/>
-        <w:t>)</w:t>
+        <w:footnoteReference w:id="17"/>
       </w:r>
       <w:r>
         <w:rPr>
@@ -2968,10 +2952,9 @@
       </w:r>
       <w:r>
         <w:rPr>
-          <w:rStyle w:val="FootnoteReference"/>
+          <w:rStyle w:val="FootnoteAnchor"/>
         </w:rPr>
-        <w:footnoteReference w:id="17"/>
-        <w:t>)</w:t>
+        <w:footnoteReference w:id="18"/>
       </w:r>
       <w:r>
         <w:rPr>
@@ -3005,10 +2988,9 @@
       </w:r>
       <w:r>
         <w:rPr>
-          <w:rStyle w:val="FootnoteReference"/>
+          <w:rStyle w:val="FootnoteAnchor"/>
         </w:rPr>
-        <w:footnoteReference w:id="18"/>
-        <w:t>)</w:t>
+        <w:footnoteReference w:id="19"/>
       </w:r>
       <w:r>
         <w:rPr>
@@ -3043,10 +3025,9 @@
       </w:r>
       <w:r>
         <w:rPr>
-          <w:rStyle w:val="FootnoteReference"/>
+          <w:rStyle w:val="FootnoteAnchor"/>
         </w:rPr>
-        <w:footnoteReference w:id="19"/>
-        <w:t>)</w:t>
+        <w:footnoteReference w:id="20"/>
       </w:r>
       <w:r>
         <w:rPr>
@@ -3191,10 +3172,9 @@
       </w:r>
       <w:r>
         <w:rPr>
-          <w:rStyle w:val="FootnoteReference"/>
+          <w:rStyle w:val="FootnoteAnchor"/>
         </w:rPr>
-        <w:footnoteReference w:id="20"/>
-        <w:t>)</w:t>
+        <w:footnoteReference w:id="21"/>
       </w:r>
       <w:r>
         <w:rPr>
@@ -3248,10 +3228,9 @@
       </w:r>
       <w:r>
         <w:rPr>
-          <w:rStyle w:val="FootnoteReference"/>
+          <w:rStyle w:val="FootnoteAnchor"/>
         </w:rPr>
-        <w:footnoteReference w:id="21"/>
-        <w:t>)</w:t>
+        <w:footnoteReference w:id="22"/>
       </w:r>
       <w:r>
         <w:rPr>
@@ -3360,10 +3339,9 @@
       </w:r>
       <w:r>
         <w:rPr>
-          <w:rStyle w:val="FootnoteReference"/>
+          <w:rStyle w:val="FootnoteAnchor"/>
         </w:rPr>
-        <w:footnoteReference w:id="22"/>
-        <w:t>)</w:t>
+        <w:footnoteReference w:id="23"/>
       </w:r>
       <w:r>
         <w:rPr>
@@ -3397,10 +3375,9 @@
       </w:r>
       <w:r>
         <w:rPr>
-          <w:rStyle w:val="FootnoteReference"/>
+          <w:rStyle w:val="FootnoteAnchor"/>
         </w:rPr>
-        <w:footnoteReference w:id="23"/>
-        <w:t>)</w:t>
+        <w:footnoteReference w:id="24"/>
       </w:r>
       <w:r>
         <w:rPr>
@@ -3447,10 +3424,9 @@
       </w:r>
       <w:r>
         <w:rPr>
-          <w:rStyle w:val="FootnoteReference"/>
+          <w:rStyle w:val="FootnoteAnchor"/>
         </w:rPr>
-        <w:footnoteReference w:id="24"/>
-        <w:t>)</w:t>
+        <w:footnoteReference w:id="25"/>
       </w:r>
       <w:r>
         <w:rPr>
@@ -3528,10 +3504,9 @@
       </w:r>
       <w:r>
         <w:rPr>
-          <w:rStyle w:val="FootnoteReference"/>
+          <w:rStyle w:val="FootnoteAnchor"/>
         </w:rPr>
-        <w:footnoteReference w:id="25"/>
-        <w:t>)</w:t>
+        <w:footnoteReference w:id="26"/>
       </w:r>
       <w:r>
         <w:rPr>
@@ -3547,10 +3522,9 @@
       </w:r>
       <w:r>
         <w:rPr>
-          <w:rStyle w:val="FootnoteReference"/>
+          <w:rStyle w:val="FootnoteAnchor"/>
         </w:rPr>
-        <w:footnoteReference w:id="26"/>
-        <w:t>)</w:t>
+        <w:footnoteReference w:id="27"/>
       </w:r>
       <w:r>
         <w:rPr>
@@ -3630,10 +3604,9 @@
       </w:r>
       <w:r>
         <w:rPr>
-          <w:rStyle w:val="FootnoteReference"/>
+          <w:rStyle w:val="FootnoteAnchor"/>
         </w:rPr>
-        <w:footnoteReference w:id="27"/>
-        <w:t>)</w:t>
+        <w:footnoteReference w:id="28"/>
       </w:r>
       <w:r>
         <w:rPr>
@@ -4226,10 +4199,9 @@
       </w:r>
       <w:r>
         <w:rPr>
-          <w:rStyle w:val="FootnoteReference"/>
+          <w:rStyle w:val="FootnoteAnchor"/>
         </w:rPr>
-        <w:footnoteReference w:id="28"/>
-        <w:t>)</w:t>
+        <w:footnoteReference w:id="29"/>
       </w:r>
       <w:r>
         <w:rPr>
@@ -4393,10 +4365,9 @@
       </w:r>
       <w:r>
         <w:rPr>
-          <w:rStyle w:val="FootnoteReference"/>
+          <w:rStyle w:val="FootnoteAnchor"/>
         </w:rPr>
-        <w:footnoteReference w:id="29"/>
-        <w:t>)</w:t>
+        <w:footnoteReference w:id="30"/>
       </w:r>
       <w:r>
         <w:rPr>
@@ -4480,10 +4451,9 @@
       </w:r>
       <w:r>
         <w:rPr>
-          <w:rStyle w:val="FootnoteReference"/>
+          <w:rStyle w:val="FootnoteAnchor"/>
         </w:rPr>
-        <w:footnoteReference w:id="30"/>
-        <w:t>)</w:t>
+        <w:footnoteReference w:id="31"/>
       </w:r>
       <w:r>
         <w:rPr>
@@ -4499,10 +4469,9 @@
       </w:r>
       <w:r>
         <w:rPr>
-          <w:rStyle w:val="FootnoteReference"/>
+          <w:rStyle w:val="FootnoteAnchor"/>
         </w:rPr>
-        <w:footnoteReference w:id="31"/>
-        <w:t>)</w:t>
+        <w:footnoteReference w:id="32"/>
       </w:r>
       <w:r>
         <w:rPr>
@@ -4699,10 +4668,9 @@
       </w:r>
       <w:r>
         <w:rPr>
-          <w:rStyle w:val="FootnoteReference"/>
+          <w:rStyle w:val="FootnoteAnchor"/>
         </w:rPr>
-        <w:footnoteReference w:id="32"/>
-        <w:t>)</w:t>
+        <w:footnoteReference w:id="33"/>
       </w:r>
       <w:r>
         <w:rPr>
@@ -4717,10 +4685,9 @@
       </w:r>
       <w:r>
         <w:rPr>
-          <w:rStyle w:val="FootnoteReference"/>
+          <w:rStyle w:val="FootnoteAnchor"/>
         </w:rPr>
-        <w:footnoteReference w:id="33"/>
-        <w:t>)</w:t>
+        <w:footnoteReference w:id="34"/>
       </w:r>
       <w:r>
         <w:rPr>
@@ -4761,10 +4728,9 @@
       </w:r>
       <w:r>
         <w:rPr>
-          <w:rStyle w:val="FootnoteReference"/>
+          <w:rStyle w:val="FootnoteAnchor"/>
         </w:rPr>
-        <w:footnoteReference w:id="34"/>
-        <w:t>)</w:t>
+        <w:footnoteReference w:id="35"/>
       </w:r>
       <w:r>
         <w:rPr>
@@ -5258,10 +5224,9 @@
       </w:r>
       <w:r>
         <w:rPr>
-          <w:rStyle w:val="FootnoteReference"/>
+          <w:rStyle w:val="FootnoteAnchor"/>
         </w:rPr>
-        <w:footnoteReference w:id="35"/>
-        <w:t>)</w:t>
+        <w:footnoteReference w:id="36"/>
       </w:r>
       <w:r>
         <w:rPr>
@@ -5397,10 +5362,9 @@
       </w:r>
       <w:r>
         <w:rPr>
-          <w:rStyle w:val="FootnoteReference"/>
+          <w:rStyle w:val="FootnoteAnchor"/>
         </w:rPr>
-        <w:footnoteReference w:id="36"/>
-        <w:t>)</w:t>
+        <w:footnoteReference w:id="37"/>
       </w:r>
       <w:r>
         <w:rPr>
@@ -6900,6 +6864,9 @@
       </w:r>
     </w:p>
     <w:sectPr>
+      <w:footnotePr>
+        <w:numFmt w:val="decimal"/>
+      </w:footnotePr>
       <w:footerReference w:type="default" r:id="rId9"/>
       <w:pgSz w:w="11906" w:h="16837"/>
       <w:pgMar w:top="1304" w:right="1587" w:bottom="1304" w:left="1587" w:header="720" w:footer="720" w:gutter="0"/>
@@ -6933,521 +6900,773 @@
 
 <file path=word/footnotes.xml><?xml version="1.0" encoding="utf-8"?>
 <w:footnotes xmlns:w="http://schemas.openxmlformats.org/wordprocessingml/2006/main">
-  <w:footnote w:id="-1" w:type="separator">
+  <w:footnote w:id="0" w:type="separator">
     <w:p>
       <w:r>
         <w:separator/>
       </w:r>
     </w:p>
   </w:footnote>
-  <w:footnote w:id="0" w:type="continuationSeparator">
+  <w:footnote w:id="1" w:type="continuationSeparator">
     <w:p>
       <w:r>
         <w:continuationSeparator/>
       </w:r>
     </w:p>
   </w:footnote>
-  <w:footnote w:id="1">
+  <w:footnote w:id="2">
     <w:p>
       <w:pPr>
-        <w:pStyle w:val="FootnoteText"/>
+        <w:pStyle w:val="Footnote"/>
+        <w:suppressLineNumbers/>
+        <w:bidi w:val="0"/>
+        <w:ind w:start="339" w:hanging="339"/>
+        <w:jc w:val="start"/>
       </w:pPr>
       <w:r>
         <w:rPr>
-          <w:rStyle w:val="FootnoteReference"/>
+          <w:rStyle w:val="FootnoteCharacters"/>
         </w:rPr>
         <w:footnoteRef/>
-        <w:t w:space="preserve">)  Google Search Central, “In-Depth Guide to How Google Search Works”, https://developers.google.com/search/docs/fundamentals/how-search-works (최종 갱신: 2025. 12. 18.; 검색일: 2026. 7. 18.); 최승재, “생성형 인공지능의 저작물 학습행위와 공정이용 여부의 판단”, 『저작권동향』 2025-제16호, 2025, 1-2면.</w:t>
       </w:r>
-    </w:p>
-  </w:footnote>
-  <w:footnote w:id="2">
-    <w:p>
-      <w:pPr>
-        <w:pStyle w:val="FootnoteText"/>
-      </w:pPr>
       <w:r>
-        <w:rPr>
-          <w:rStyle w:val="FootnoteReference"/>
-        </w:rPr>
-        <w:footnoteRef/>
-        <w:t w:space="preserve">)  특허청, 『데이터 보호를 위한 부정경쟁방지법 개정사항 안내서』, 특허청, 2022, 18-19면; 이규호, “2021년 개정 부정경쟁방지법상 데이터의 부정사용행위의 판단기준에 대한 연구”, 『중앙법학』 제24권 제2호, 2022, 45-49면; 신지혜, “부정경쟁방지법 제2조 1호 일반조항의 적용 기준에 관한 고찰”, 『법조』 제70권 제6호, 2021, 423-424면, 434-435면, 444면; 문선영, “크롤링의 데이터베이스제작자 권리 침해 및 기타 성과 등 무단사용행위 해당여부”, 『아주법학』 제19권 제4호, 2026, 233-234면, 245-248면.</w:t>
+        <w:tab/>
+        <w:t> Google Search Central, “In-Depth Guide to How Google Search Works”, https://developers.google.com/search/docs/fundamentals/how-search-works (최종 갱신: 2025. 12. 18.; 검색일: 2026. 7. 18.); 최승재, “생성형 인공지능의 저작물 학습행위와 공정이용 여부의 판단”, 『저작권동향』 2025-제16호, 2025, 1-2면.</w:t>
       </w:r>
     </w:p>
   </w:footnote>
   <w:footnote w:id="3">
     <w:p>
       <w:pPr>
-        <w:pStyle w:val="FootnoteText"/>
+        <w:pStyle w:val="Footnote"/>
+        <w:suppressLineNumbers/>
+        <w:bidi w:val="0"/>
+        <w:ind w:start="339" w:hanging="339"/>
+        <w:jc w:val="start"/>
       </w:pPr>
       <w:r>
         <w:rPr>
-          <w:rStyle w:val="FootnoteReference"/>
+          <w:rStyle w:val="FootnoteCharacters"/>
         </w:rPr>
         <w:footnoteRef/>
-        <w:t w:space="preserve">)  류시원, “부정경쟁방지법상 보충적 일반조항의 해석·적용 방향성에 관한 고찰”, 『정보법학』 제26권 제3호, 한국정보법학회, 2022, 국문초록; 문선영, “크롤링의 데이터베이스제작자 권리 침해 및 기타 성과 등 무단사용행위 해당여부”, 『아주법학』 제19권 제4호, 2026, 217-218면, 233-234면, 242-245면; 이성용·김상중, “생성형 AI 학습 데이터 무단 이용의 위법성 판단과 민법 제750조의 보충적 적용”, 『재산법연구』 제43권 제1호, 한국재산법학회, 2026, 133-134면, 149-150면, 157-160면, 163-164면.</w:t>
+      </w:r>
+      <w:r>
+        <w:tab/>
+        <w:t> 특허청, 『데이터 보호를 위한 부정경쟁방지법 개정사항 안내서』, 특허청, 2022, 18-19면; 이규호, “2021년 개정 부정경쟁방지법상 데이터의 부정사용행위의 판단기준에 대한 연구”, 『중앙법학』 제24권 제2호, 2022, 45-49면; 신지혜, “부정경쟁방지법 제2조 1호 일반조항의 적용 기준에 관한 고찰”, 『법조』 제70권 제6호, 2021, 423-424면, 434-435면, 444면; 문선영, “크롤링의 데이터베이스제작자 권리 침해 및 기타 성과 등 무단사용행위 해당여부”, 『아주법학』 제19권 제4호, 2026, 233-234면, 245-248면.</w:t>
       </w:r>
     </w:p>
   </w:footnote>
   <w:footnote w:id="4">
     <w:p>
       <w:pPr>
-        <w:pStyle w:val="FootnoteText"/>
+        <w:pStyle w:val="Footnote"/>
+        <w:suppressLineNumbers/>
+        <w:bidi w:val="0"/>
+        <w:ind w:start="339" w:hanging="339"/>
+        <w:jc w:val="start"/>
       </w:pPr>
       <w:r>
         <w:rPr>
-          <w:rStyle w:val="FootnoteReference"/>
+          <w:rStyle w:val="FootnoteCharacters"/>
         </w:rPr>
         <w:footnoteRef/>
-        <w:t w:space="preserve">)  서재권, “공개데이터 크롤링에 대한 법적 검토와 데이터산업 발전을 위한 법제도 개선 방안”, 『IP &amp; Data 法』 제2권 제1호, 인하대학교 법학연구소, 2022, 38-39면; Google Search Central, “In-Depth Guide to How Google Search Works”, https://developers.google.com/search/docs/fundamentals/how-search-works (최종 갱신: 2025. 12. 18.; 검색일: 2026. 7. 18.); IETF, “RFC 9309: Robots Exclusion Protocol”, https://datatracker.ietf.org/doc/html/rfc9309 (검색일: 2026. 7. 18.).</w:t>
+      </w:r>
+      <w:r>
+        <w:tab/>
+        <w:t> 류시원, “부정경쟁방지법상 보충적 일반조항의 해석·적용 방향성에 관한 고찰”, 『정보법학』 제26권 제3호, 한국정보법학회, 2022, 국문초록; 문선영, “크롤링의 데이터베이스제작자 권리 침해 및 기타 성과 등 무단사용행위 해당여부”, 『아주법학』 제19권 제4호, 2026, 217-218면, 233-234면, 242-245면; 이성용·김상중, “생성형 AI 학습 데이터 무단 이용의 위법성 판단과 민법 제750조의 보충적 적용”, 『재산법연구』 제43권 제1호, 한국재산법학회, 2026, 133-134면, 149-150면, 157-160면, 163-164면.</w:t>
       </w:r>
     </w:p>
   </w:footnote>
   <w:footnote w:id="5">
     <w:p>
       <w:pPr>
-        <w:pStyle w:val="FootnoteText"/>
+        <w:pStyle w:val="Footnote"/>
+        <w:suppressLineNumbers/>
+        <w:bidi w:val="0"/>
+        <w:ind w:start="339" w:hanging="339"/>
+        <w:jc w:val="start"/>
       </w:pPr>
       <w:r>
         <w:rPr>
-          <w:rStyle w:val="FootnoteReference"/>
+          <w:rStyle w:val="FootnoteCharacters"/>
         </w:rPr>
         <w:footnoteRef/>
-        <w:t w:space="preserve">)  IETF, “RFC 9309: Robots Exclusion Protocol”, https://datatracker.ietf.org/doc/html/rfc9309 (검색일: 2026. 7. 18.).</w:t>
+      </w:r>
+      <w:r>
+        <w:tab/>
+        <w:t> 서재권, “공개데이터 크롤링에 대한 법적 검토와 데이터산업 발전을 위한 법제도 개선 방안”, 『IP &amp; Data 法』 제2권 제1호, 인하대학교 법학연구소, 2022, 38-39면; Google Search Central, “In-Depth Guide to How Google Search Works”, https://developers.google.com/search/docs/fundamentals/how-search-works (최종 갱신: 2025. 12. 18.; 검색일: 2026. 7. 18.); IETF, “RFC 9309: Robots Exclusion Protocol”, https://datatracker.ietf.org/doc/html/rfc9309 (검색일: 2026. 7. 18.).</w:t>
       </w:r>
     </w:p>
   </w:footnote>
   <w:footnote w:id="6">
     <w:p>
       <w:pPr>
-        <w:pStyle w:val="FootnoteText"/>
+        <w:pStyle w:val="Footnote"/>
+        <w:suppressLineNumbers/>
+        <w:bidi w:val="0"/>
+        <w:ind w:start="339" w:hanging="339"/>
+        <w:jc w:val="start"/>
       </w:pPr>
       <w:r>
         <w:rPr>
-          <w:rStyle w:val="FootnoteReference"/>
+          <w:rStyle w:val="FootnoteCharacters"/>
         </w:rPr>
         <w:footnoteRef/>
-        <w:t w:space="preserve">)  이성용·김상중, “생성형 AI 학습 데이터 무단 이용의 위법성 판단과 민법 제750조의 보충적 적용”, 『재산법연구』 제43권 제1호, 한국재산법학회, 2026, 136-138면; 김성원·최상민·이수원, “텍스트·데이터 마이닝 과정의 저작물 이용 면책 규정 신설안에 대한 소고 — 적대적 생성신경망에의 적용”, 『지식재산연구』 제18권 제1호, 한국지식재산연구원, 2023, 151면.</w:t>
+      </w:r>
+      <w:r>
+        <w:tab/>
+        <w:t> IETF, “RFC 9309: Robots Exclusion Protocol”, https://datatracker.ietf.org/doc/html/rfc9309 (검색일: 2026. 7. 18.).</w:t>
       </w:r>
     </w:p>
   </w:footnote>
   <w:footnote w:id="7">
     <w:p>
       <w:pPr>
-        <w:pStyle w:val="FootnoteText"/>
+        <w:pStyle w:val="Footnote"/>
+        <w:suppressLineNumbers/>
+        <w:bidi w:val="0"/>
+        <w:ind w:start="339" w:hanging="339"/>
+        <w:jc w:val="start"/>
       </w:pPr>
       <w:r>
         <w:rPr>
-          <w:rStyle w:val="FootnoteReference"/>
+          <w:rStyle w:val="FootnoteCharacters"/>
         </w:rPr>
         <w:footnoteRef/>
-        <w:t w:space="preserve">)  이성용·김상중, “생성형 AI 학습 데이터 무단 이용의 위법성 판단과 민법 제750조의 보충적 적용”, 『재산법연구』 제43권 제1호, 한국재산법학회, 2026, 136-138면; 김성원·최상민·이수원, “텍스트·데이터 마이닝 과정의 저작물 이용 면책 규정 신설안에 대한 소고 — 적대적 생성신경망에의 적용”, 『지식재산연구』 제18권 제1호, 한국지식재산연구원, 2023, 151면.</w:t>
+      </w:r>
+      <w:r>
+        <w:tab/>
+        <w:t> 이성용·김상중, “생성형 AI 학습 데이터 무단 이용의 위법성 판단과 민법 제750조의 보충적 적용”, 『재산법연구』 제43권 제1호, 한국재산법학회, 2026, 136-138면; 김성원·최상민·이수원, “텍스트·데이터 마이닝 과정의 저작물 이용 면책 규정 신설안에 대한 소고 — 적대적 생성신경망에의 적용”, 『지식재산연구』 제18권 제1호, 한국지식재산연구원, 2023, 151면.</w:t>
       </w:r>
     </w:p>
   </w:footnote>
   <w:footnote w:id="8">
     <w:p>
       <w:pPr>
-        <w:pStyle w:val="FootnoteText"/>
+        <w:pStyle w:val="Footnote"/>
+        <w:suppressLineNumbers/>
+        <w:bidi w:val="0"/>
+        <w:ind w:start="339" w:hanging="339"/>
+        <w:jc w:val="start"/>
       </w:pPr>
       <w:r>
         <w:rPr>
-          <w:rStyle w:val="FootnoteReference"/>
+          <w:rStyle w:val="FootnoteCharacters"/>
         </w:rPr>
         <w:footnoteRef/>
-        <w:t w:space="preserve">)  이규호, “인공지능 학습용 데이터세트에 대한 저작권법과 부정경쟁방지법상 보호와 그 한계”, 『인권과 정의』 제494호, 2020, 90-93면; 이성용·김상중, “생성형 AI 학습 데이터 무단 이용의 위법성 판단과 민법 제750조의 보충적 적용”, 『재산법연구』 제43권 제1호, 2026, 136-138면.</w:t>
+      </w:r>
+      <w:r>
+        <w:tab/>
+        <w:t> 이성용·김상중, “생성형 AI 학습 데이터 무단 이용의 위법성 판단과 민법 제750조의 보충적 적용”, 『재산법연구』 제43권 제1호, 한국재산법학회, 2026, 136-138면; 김성원·최상민·이수원, “텍스트·데이터 마이닝 과정의 저작물 이용 면책 규정 신설안에 대한 소고 — 적대적 생성신경망에의 적용”, 『지식재산연구』 제18권 제1호, 한국지식재산연구원, 2023, 151면.</w:t>
       </w:r>
     </w:p>
   </w:footnote>
   <w:footnote w:id="9">
     <w:p>
       <w:pPr>
-        <w:pStyle w:val="FootnoteText"/>
+        <w:pStyle w:val="Footnote"/>
+        <w:suppressLineNumbers/>
+        <w:bidi w:val="0"/>
+        <w:ind w:start="339" w:hanging="339"/>
+        <w:jc w:val="start"/>
       </w:pPr>
       <w:r>
         <w:rPr>
-          <w:rStyle w:val="FootnoteReference"/>
+          <w:rStyle w:val="FootnoteCharacters"/>
         </w:rPr>
         <w:footnoteRef/>
-        <w:t w:space="preserve">)  João Tomé, “The Crawl-to-Click Gap: Cloudflare Data on AI Bots, Training, and Referrals”, The Cloudflare Blog, 2025. 8. 29., https://blog.cloudflare.com/crawlers-click-ai-bots-training/ (검색일: 2026. 7. 18.).</w:t>
+      </w:r>
+      <w:r>
+        <w:tab/>
+        <w:t> 이규호, “인공지능 학습용 데이터세트에 대한 저작권법과 부정경쟁방지법상 보호와 그 한계”, 『인권과 정의』 제494호, 2020, 90-93면; 이성용·김상중, “생성형 AI 학습 데이터 무단 이용의 위법성 판단과 민법 제750조의 보충적 적용”, 『재산법연구』 제43권 제1호, 2026, 136-138면.</w:t>
       </w:r>
     </w:p>
   </w:footnote>
   <w:footnote w:id="10">
     <w:p>
       <w:pPr>
-        <w:pStyle w:val="FootnoteText"/>
+        <w:pStyle w:val="Footnote"/>
+        <w:suppressLineNumbers/>
+        <w:bidi w:val="0"/>
+        <w:ind w:start="339" w:hanging="339"/>
+        <w:jc w:val="start"/>
       </w:pPr>
       <w:r>
         <w:rPr>
-          <w:rStyle w:val="FootnoteReference"/>
+          <w:rStyle w:val="FootnoteCharacters"/>
         </w:rPr>
         <w:footnoteRef/>
-        <w:t w:space="preserve">)  국회입법조사처, 『AI 데이터 학습과 저작권 문제 해결을 위한 과제』, 2025. 11. 13., https://www.nars.go.kr/report/view.do?brdSeq=48419&amp;cmsCode=CM0043&amp;page=2 (검색일: 2026. 7. 18.); 한국저작권위원회, 『생성형 인공지능의 저작물 학습에 대한 저작권법상 ‘공정이용’ 안내서』, 2026. 2. 26.; 신창환, “인공지능의 구현을 목적으로 한 저작권법상 텍스트·데이터 마이닝 허용 논의와 관련한 옵트 아웃제 및 조건부 보상시스템 검토”, 『저스티스』 통권 제207호, 2025. 4., 109-142면.</w:t>
+      </w:r>
+      <w:r>
+        <w:tab/>
+        <w:t> João Tomé, “The Crawl-to-Click Gap: Cloudflare Data on AI Bots, Training, and Referrals”, The Cloudflare Blog, 2025. 8. 29., https://blog.cloudflare.com/crawlers-click-ai-bots-training/ (검색일: 2026. 7. 18.).</w:t>
       </w:r>
     </w:p>
   </w:footnote>
   <w:footnote w:id="11">
     <w:p>
       <w:pPr>
-        <w:pStyle w:val="FootnoteText"/>
+        <w:pStyle w:val="Footnote"/>
+        <w:suppressLineNumbers/>
+        <w:bidi w:val="0"/>
+        <w:ind w:start="339" w:hanging="339"/>
+        <w:jc w:val="start"/>
       </w:pPr>
       <w:r>
         <w:rPr>
-          <w:rStyle w:val="FootnoteReference"/>
+          <w:rStyle w:val="FootnoteCharacters"/>
         </w:rPr>
         <w:footnoteRef/>
-        <w:t w:space="preserve">)  OpenAI, “Overview of OpenAI Crawlers”, OpenAI Developers, https://developers.openai.com/api/docs/bots (검색일: 2026. 7. 18.).</w:t>
+      </w:r>
+      <w:r>
+        <w:tab/>
+        <w:t> 국회입법조사처, 『AI 데이터 학습과 저작권 문제 해결을 위한 과제』, 2025. 11. 13., https://www.nars.go.kr/report/view.do?brdSeq=48419&amp;cmsCode=CM0043&amp;page=2 (검색일: 2026. 7. 18.); 한국저작권위원회, 『생성형 인공지능의 저작물 학습에 대한 저작권법상 ‘공정이용’ 안내서』, 2026. 2. 26.; 신창환, “인공지능의 구현을 목적으로 한 저작권법상 텍스트·데이터 마이닝 허용 논의와 관련한 옵트 아웃제 및 조건부 보상시스템 검토”, 『저스티스』 통권 제207호, 2025. 4., 109-142면.</w:t>
       </w:r>
     </w:p>
   </w:footnote>
   <w:footnote w:id="12">
     <w:p>
       <w:pPr>
-        <w:pStyle w:val="FootnoteText"/>
+        <w:pStyle w:val="Footnote"/>
+        <w:suppressLineNumbers/>
+        <w:bidi w:val="0"/>
+        <w:ind w:start="339" w:hanging="339"/>
+        <w:jc w:val="start"/>
       </w:pPr>
       <w:r>
         <w:rPr>
-          <w:rStyle w:val="FootnoteReference"/>
+          <w:rStyle w:val="FootnoteCharacters"/>
         </w:rPr>
         <w:footnoteRef/>
-        <w:t w:space="preserve">)  윤지선, 윤주현, "빅데이터 시대, 웹크롤링으로부터 데이터베이스를 보호하기 위한 UX디자인의 역할 - 지적재산권 분쟁 사례 분석을 중심으로 -," 『한국HCI학회 논문지』 제20권 제3호, 한국HCI학회, 2025, 37면.</w:t>
+      </w:r>
+      <w:r>
+        <w:tab/>
+        <w:t> OpenAI, “Overview of OpenAI Crawlers”, OpenAI Developers, https://developers.openai.com/api/docs/bots (검색일: 2026. 7. 18.).</w:t>
       </w:r>
     </w:p>
   </w:footnote>
   <w:footnote w:id="13">
     <w:p>
       <w:pPr>
-        <w:pStyle w:val="FootnoteText"/>
+        <w:pStyle w:val="Footnote"/>
+        <w:suppressLineNumbers/>
+        <w:bidi w:val="0"/>
+        <w:ind w:start="339" w:hanging="339"/>
+        <w:jc w:val="start"/>
       </w:pPr>
       <w:r>
         <w:rPr>
-          <w:rStyle w:val="FootnoteReference"/>
+          <w:rStyle w:val="FootnoteCharacters"/>
         </w:rPr>
         <w:footnoteRef/>
-        <w:t w:space="preserve">) 「부정경쟁방지 및 영업비밀보호에 관한 법률」제1조. </w:t>
+      </w:r>
+      <w:r>
+        <w:tab/>
+        <w:t> 윤지선, 윤주현, "빅데이터 시대, 웹크롤링으로부터 데이터베이스를 보호하기 위한 UX디자인의 역할 - 지적재산권 분쟁 사례 분석을 중심으로 -," 『한국HCI학회 논문지』 제20권 제3호, 한국HCI학회, 2025, 37면.</w:t>
       </w:r>
     </w:p>
   </w:footnote>
   <w:footnote w:id="14">
     <w:p>
       <w:pPr>
-        <w:pStyle w:val="FootnoteText"/>
+        <w:pStyle w:val="Footnote"/>
+        <w:suppressLineNumbers/>
+        <w:bidi w:val="0"/>
+        <w:ind w:start="339" w:hanging="339"/>
+        <w:jc w:val="start"/>
       </w:pPr>
       <w:r>
         <w:rPr>
-          <w:rStyle w:val="FootnoteReference"/>
+          <w:rStyle w:val="FootnoteCharacters"/>
         </w:rPr>
         <w:footnoteRef/>
-        <w:t w:space="preserve">)  신지혜, “부정경쟁방지법 제2조 1호 일반조항의 적용 기준에 관한 고찰: 대법원 2020. 3. 26. 선고 2016다276467 판결을 계기로,” 『법조』 제70권 제6호(통권 제750호), 법조협회, 2021, 417-419면.</w:t>
+      </w:r>
+      <w:r>
+        <w:tab/>
+        <w:t>「부정경쟁방지 및 영업비밀보호에 관한 법률」제1조. </w:t>
       </w:r>
     </w:p>
   </w:footnote>
   <w:footnote w:id="15">
     <w:p>
       <w:pPr>
-        <w:pStyle w:val="FootnoteText"/>
+        <w:pStyle w:val="Footnote"/>
+        <w:suppressLineNumbers/>
+        <w:bidi w:val="0"/>
+        <w:ind w:start="339" w:hanging="339"/>
+        <w:jc w:val="start"/>
       </w:pPr>
       <w:r>
         <w:rPr>
-          <w:rStyle w:val="FootnoteReference"/>
+          <w:rStyle w:val="FootnoteCharacters"/>
         </w:rPr>
         <w:footnoteRef/>
-        <w:t w:space="preserve">) 「부정경쟁방지 및 영업비밀보호에 관한 법률」 제2조 제1호 (카)목. 본 데이터 보호 조항은 2021년 12월 7일 개정(법률 제18548호)되어 2022년 4월 20일부터 시행되었다. 다만 2024년 개정을 거쳐 현행법의 경우 법률상 ‘영업비밀’ 요건을 충족하는 정보만을 제외하며 보호 범위를 넓혔다. </w:t>
+      </w:r>
+      <w:r>
+        <w:tab/>
+        <w:t> 신지혜, “부정경쟁방지법 제2조 1호 일반조항의 적용 기준에 관한 고찰: 대법원 2020. 3. 26. 선고 2016다276467 판결을 계기로,” 『법조』 제70권 제6호(통권 제750호), 법조협회, 2021, 417-419면.</w:t>
       </w:r>
     </w:p>
   </w:footnote>
   <w:footnote w:id="16">
     <w:p>
       <w:pPr>
-        <w:pStyle w:val="FootnoteText"/>
+        <w:pStyle w:val="Footnote"/>
+        <w:suppressLineNumbers/>
+        <w:bidi w:val="0"/>
+        <w:ind w:start="339" w:hanging="339"/>
+        <w:jc w:val="start"/>
       </w:pPr>
       <w:r>
         <w:rPr>
-          <w:rStyle w:val="FootnoteReference"/>
+          <w:rStyle w:val="FootnoteCharacters"/>
         </w:rPr>
         <w:footnoteRef/>
-        <w:t w:space="preserve">)  특허청, 앞의 자료(2022), 124-126면.</w:t>
+      </w:r>
+      <w:r>
+        <w:tab/>
+        <w:t>「부정경쟁방지 및 영업비밀보호에 관한 법률」 제2조 제1호 (카)목. 본 데이터 보호 조항은 2021년 12월 7일 개정(법률 제18548호)되어 2022년 4월 20일부터 시행되었다. 다만 2024년 개정을 거쳐 현행법의 경우 법률상 ‘영업비밀’ 요건을 충족하는 정보만을 제외하며 보호 범위를 넓혔다. </w:t>
       </w:r>
     </w:p>
   </w:footnote>
   <w:footnote w:id="17">
     <w:p>
       <w:pPr>
-        <w:pStyle w:val="FootnoteText"/>
+        <w:pStyle w:val="Footnote"/>
+        <w:suppressLineNumbers/>
+        <w:bidi w:val="0"/>
+        <w:ind w:start="339" w:hanging="339"/>
+        <w:jc w:val="start"/>
       </w:pPr>
       <w:r>
         <w:rPr>
-          <w:rStyle w:val="FootnoteReference"/>
+          <w:rStyle w:val="FootnoteCharacters"/>
         </w:rPr>
         <w:footnoteRef/>
-        <w:t w:space="preserve">)  대법원 2020. 3. 26. 자 2019마6525 결정. 본 결정에서 대법원은 파목의 신설 목적이 기존 규정으로 포섭하기 어려운 새로운 유형의 부정경쟁행위를 규제하기 위함임을 명시하였다. </w:t>
+      </w:r>
+      <w:r>
+        <w:tab/>
+        <w:t> 특허청, 앞의 자료(2022), 124-126면.</w:t>
       </w:r>
     </w:p>
   </w:footnote>
   <w:footnote w:id="18">
     <w:p>
       <w:pPr>
-        <w:pStyle w:val="FootnoteText"/>
+        <w:pStyle w:val="Footnote"/>
+        <w:suppressLineNumbers/>
+        <w:bidi w:val="0"/>
+        <w:ind w:start="339" w:hanging="339"/>
+        <w:jc w:val="start"/>
       </w:pPr>
       <w:r>
         <w:rPr>
-          <w:rStyle w:val="FootnoteReference"/>
+          <w:rStyle w:val="FootnoteCharacters"/>
         </w:rPr>
         <w:footnoteRef/>
-        <w:t w:space="preserve">)  대법원 2020. 3. 26. 선고 2016다276467 판결, 4-5면.</w:t>
+      </w:r>
+      <w:r>
+        <w:tab/>
+        <w:t> 대법원 2020. 3. 26. 자 2019마6525 결정. 본 결정에서 대법원은 파목의 신설 목적이 기존 규정으로 포섭하기 어려운 새로운 유형의 부정경쟁행위를 규제하기 위함임을 명시하였다. </w:t>
       </w:r>
     </w:p>
   </w:footnote>
   <w:footnote w:id="19">
     <w:p>
       <w:pPr>
-        <w:pStyle w:val="FootnoteText"/>
+        <w:pStyle w:val="Footnote"/>
+        <w:suppressLineNumbers/>
+        <w:bidi w:val="0"/>
+        <w:ind w:start="339" w:hanging="339"/>
+        <w:jc w:val="start"/>
       </w:pPr>
       <w:r>
         <w:rPr>
-          <w:rStyle w:val="FootnoteReference"/>
+          <w:rStyle w:val="FootnoteCharacters"/>
         </w:rPr>
         <w:footnoteRef/>
-        <w:t w:space="preserve">)  김현숙, 「크롤링을 이용한 공개데이터 수집·활용의 법적쟁점에 대한 비판적 검토」, 『강원법학』 제61권, 강원대학교 비교법학연구소, 2020, 242면 참조.</w:t>
+      </w:r>
+      <w:r>
+        <w:tab/>
+        <w:t> 대법원 2020. 3. 26. 선고 2016다276467 판결, 4-5면.</w:t>
       </w:r>
     </w:p>
   </w:footnote>
   <w:footnote w:id="20">
     <w:p>
       <w:pPr>
-        <w:pStyle w:val="FootnoteText"/>
+        <w:pStyle w:val="Footnote"/>
+        <w:suppressLineNumbers/>
+        <w:bidi w:val="0"/>
+        <w:ind w:start="339" w:hanging="339"/>
+        <w:jc w:val="start"/>
       </w:pPr>
       <w:r>
         <w:rPr>
-          <w:rStyle w:val="FootnoteReference"/>
+          <w:rStyle w:val="FootnoteCharacters"/>
         </w:rPr>
         <w:footnoteRef/>
-        <w:t w:space="preserve">)  대법원 2020. 3. 26.자 2019마6525 결정</w:t>
+      </w:r>
+      <w:r>
+        <w:tab/>
+        <w:t> 김현숙, 「크롤링을 이용한 공개데이터 수집·활용의 법적쟁점에 대한 비판적 검토」, 『강원법학』 제61권, 강원대학교 비교법학연구소, 2020, 242면 참조.</w:t>
       </w:r>
     </w:p>
   </w:footnote>
   <w:footnote w:id="21">
     <w:p>
       <w:pPr>
-        <w:pStyle w:val="FootnoteText"/>
+        <w:pStyle w:val="Footnote"/>
+        <w:suppressLineNumbers/>
+        <w:bidi w:val="0"/>
+        <w:ind w:start="339" w:hanging="339"/>
+        <w:jc w:val="start"/>
       </w:pPr>
       <w:r>
         <w:rPr>
-          <w:rStyle w:val="FootnoteReference"/>
+          <w:rStyle w:val="FootnoteCharacters"/>
         </w:rPr>
         <w:footnoteRef/>
-        <w:t w:space="preserve">)  “부정경쟁행위 유형의 비교법 분석 연구,” 한국지식재산연구원, 2024, 43p</w:t>
+      </w:r>
+      <w:r>
+        <w:tab/>
+        <w:t> 대법원 2020. 3. 26.자 2019마6525 결정</w:t>
       </w:r>
     </w:p>
   </w:footnote>
   <w:footnote w:id="22">
     <w:p>
       <w:pPr>
-        <w:pStyle w:val="FootnoteText"/>
+        <w:pStyle w:val="Footnote"/>
+        <w:suppressLineNumbers/>
+        <w:bidi w:val="0"/>
+        <w:ind w:start="339" w:hanging="339"/>
+        <w:jc w:val="start"/>
       </w:pPr>
       <w:r>
         <w:rPr>
-          <w:rStyle w:val="FootnoteReference"/>
+          <w:rStyle w:val="FootnoteCharacters"/>
         </w:rPr>
         <w:footnoteRef/>
-        <w:t w:space="preserve">)  신지혜, "부정경쟁방지법 제2조 1호 일반조항의 적용 기준에 관한 고찰 - 대법원 2020. 3. 26. 선고 2016다276467 판결을 계기로 -", 『법조』 제70권 제6호, 법조협회, 2021, 436면,</w:t>
+      </w:r>
+      <w:r>
+        <w:tab/>
+        <w:t> “부정경쟁행위 유형의 비교법 분석 연구,” 한국지식재산연구원, 2024, 43p</w:t>
       </w:r>
     </w:p>
   </w:footnote>
   <w:footnote w:id="23">
     <w:p>
       <w:pPr>
-        <w:pStyle w:val="FootnoteText"/>
+        <w:pStyle w:val="Footnote"/>
+        <w:suppressLineNumbers/>
+        <w:bidi w:val="0"/>
+        <w:ind w:start="339" w:hanging="339"/>
+        <w:jc w:val="start"/>
       </w:pPr>
       <w:r>
         <w:rPr>
-          <w:rStyle w:val="FootnoteReference"/>
+          <w:rStyle w:val="FootnoteCharacters"/>
         </w:rPr>
         <w:footnoteRef/>
-        <w:t w:space="preserve">)  서울고등법원 2017. 1. 12. 선고 2015나2063761 판결(킹닷컴 사건 항소심); 신지혜, 앞의 논문(2021), 435면, 444면.</w:t>
+      </w:r>
+      <w:r>
+        <w:tab/>
+        <w:t> 신지혜, "부정경쟁방지법 제2조 1호 일반조항의 적용 기준에 관한 고찰 - 대법원 2020. 3. 26. 선고 2016다276467 판결을 계기로 -", 『법조』 제70권 제6호, 법조협회, 2021, 436면,</w:t>
       </w:r>
     </w:p>
   </w:footnote>
   <w:footnote w:id="24">
     <w:p>
       <w:pPr>
-        <w:pStyle w:val="FootnoteText"/>
+        <w:pStyle w:val="Footnote"/>
+        <w:suppressLineNumbers/>
+        <w:bidi w:val="0"/>
+        <w:ind w:start="339" w:hanging="339"/>
+        <w:jc w:val="start"/>
       </w:pPr>
       <w:r>
         <w:rPr>
-          <w:rStyle w:val="FootnoteReference"/>
+          <w:rStyle w:val="FootnoteCharacters"/>
         </w:rPr>
         <w:footnoteRef/>
-        <w:t w:space="preserve">)  이규호, "인공지능 학습용 데이터세트에 대한 저작권법과 부정경쟁방지법상 보호와 그 한계", 『인권과 정의』 제494호, 대한변호사협회, 2020, 108면.</w:t>
+      </w:r>
+      <w:r>
+        <w:tab/>
+        <w:t> 서울고등법원 2017. 1. 12. 선고 2015나2063761 판결(킹닷컴 사건 항소심); 신지혜, 앞의 논문(2021), 435면, 444면.</w:t>
       </w:r>
     </w:p>
   </w:footnote>
   <w:footnote w:id="25">
     <w:p>
       <w:pPr>
-        <w:pStyle w:val="FootnoteText"/>
+        <w:pStyle w:val="Footnote"/>
+        <w:suppressLineNumbers/>
+        <w:bidi w:val="0"/>
+        <w:ind w:start="339" w:hanging="339"/>
+        <w:jc w:val="start"/>
       </w:pPr>
       <w:r>
         <w:rPr>
-          <w:rStyle w:val="FootnoteReference"/>
+          <w:rStyle w:val="FootnoteCharacters"/>
         </w:rPr>
         <w:footnoteRef/>
-        <w:t w:space="preserve">)  해당 사건의 형사 판결은 대법원 2022. 5. 12. 선고 2021도1533 판결을, 부정경쟁행위가 인정된 민사 본안 판결은 서울중앙지방법원 2021. 8. 19. 선고 2018가합508729 판결참조.</w:t>
+      </w:r>
+      <w:r>
+        <w:tab/>
+        <w:t> 이규호, "인공지능 학습용 데이터세트에 대한 저작권법과 부정경쟁방지법상 보호와 그 한계", 『인권과 정의』 제494호, 대한변호사협회, 2020, 108면.</w:t>
       </w:r>
     </w:p>
   </w:footnote>
   <w:footnote w:id="26">
     <w:p>
       <w:pPr>
-        <w:pStyle w:val="FootnoteText"/>
+        <w:pStyle w:val="Footnote"/>
+        <w:suppressLineNumbers/>
+        <w:bidi w:val="0"/>
+        <w:ind w:start="339" w:hanging="339"/>
+        <w:jc w:val="start"/>
       </w:pPr>
       <w:r>
         <w:rPr>
-          <w:rStyle w:val="FootnoteReference"/>
+          <w:rStyle w:val="FootnoteCharacters"/>
         </w:rPr>
         <w:footnoteRef/>
-        <w:t w:space="preserve">)  본 사건의 형사 책임에 대해서는 대법원 2022. 5. 12. 선고 2021도1533 판결에 의해 최종 무죄가 확정된 반면, 민사상 손해배상 책임에 대해서는 서울중앙지방법원 2021. 8. 19. 선고 2018가합508729 판결에서 부정경쟁방지법상 성과도용행위를 인정하여 10억 원의 배상 명령을 내림으로써 민·형사상 법적 평가가 엇갈렸다.</w:t>
+      </w:r>
+      <w:r>
+        <w:tab/>
+        <w:t> 해당 사건의 형사 판결은 대법원 2022. 5. 12. 선고 2021도1533 판결을, 부정경쟁행위가 인정된 민사 본안 판결은 서울중앙지방법원 2021. 8. 19. 선고 2018가합508729 판결참조.</w:t>
       </w:r>
     </w:p>
   </w:footnote>
   <w:footnote w:id="27">
     <w:p>
       <w:pPr>
-        <w:pStyle w:val="FootnoteText"/>
+        <w:pStyle w:val="Footnote"/>
+        <w:suppressLineNumbers/>
+        <w:bidi w:val="0"/>
+        <w:ind w:start="339" w:hanging="339"/>
+        <w:jc w:val="start"/>
       </w:pPr>
       <w:r>
         <w:rPr>
-          <w:rStyle w:val="FootnoteReference"/>
+          <w:rStyle w:val="FootnoteCharacters"/>
         </w:rPr>
         <w:footnoteRef/>
-        <w:t w:space="preserve">)  앞의 판결(서울중앙지방법원 2021. 8. 19. 선고 2018가합508729)의 판시사항을 토대로 작성.</w:t>
+      </w:r>
+      <w:r>
+        <w:tab/>
+        <w:t> 본 사건의 형사 책임에 대해서는 대법원 2022. 5. 12. 선고 2021도1533 판결에 의해 최종 무죄가 확정된 반면, 민사상 손해배상 책임에 대해서는 서울중앙지방법원 2021. 8. 19. 선고 2018가합508729 판결에서 부정경쟁방지법상 성과도용행위를 인정하여 10억 원의 배상 명령을 내림으로써 민·형사상 법적 평가가 엇갈렸다.</w:t>
       </w:r>
     </w:p>
   </w:footnote>
   <w:footnote w:id="28">
     <w:p>
       <w:pPr>
-        <w:pStyle w:val="FootnoteText"/>
+        <w:pStyle w:val="Footnote"/>
+        <w:suppressLineNumbers/>
+        <w:bidi w:val="0"/>
+        <w:ind w:start="339" w:hanging="339"/>
+        <w:jc w:val="start"/>
       </w:pPr>
       <w:r>
         <w:rPr>
-          <w:rStyle w:val="FootnoteReference"/>
+          <w:rStyle w:val="FootnoteCharacters"/>
         </w:rPr>
         <w:footnoteRef/>
-        <w:t w:space="preserve">)  김현숙, 앞의 논문(2020), 219면, 238-239면.</w:t>
+      </w:r>
+      <w:r>
+        <w:tab/>
+        <w:t> 앞의 판결(서울중앙지방법원 2021. 8. 19. 선고 2018가합508729)의 판시사항을 토대로 작성.</w:t>
       </w:r>
     </w:p>
   </w:footnote>
   <w:footnote w:id="29">
     <w:p>
       <w:pPr>
-        <w:pStyle w:val="FootnoteText"/>
+        <w:pStyle w:val="Footnote"/>
+        <w:suppressLineNumbers/>
+        <w:bidi w:val="0"/>
+        <w:ind w:start="339" w:hanging="339"/>
+        <w:jc w:val="start"/>
       </w:pPr>
       <w:r>
         <w:rPr>
-          <w:rStyle w:val="FootnoteReference"/>
+          <w:rStyle w:val="FootnoteCharacters"/>
         </w:rPr>
         <w:footnoteRef/>
-        <w:t w:space="preserve">)  신지혜, 앞의 논문(2021), 437-439면</w:t>
+      </w:r>
+      <w:r>
+        <w:tab/>
+        <w:t> 김현숙, 앞의 논문(2020), 219면, 238-239면.</w:t>
       </w:r>
     </w:p>
   </w:footnote>
   <w:footnote w:id="30">
     <w:p>
       <w:pPr>
-        <w:pStyle w:val="FootnoteText"/>
+        <w:pStyle w:val="Footnote"/>
+        <w:suppressLineNumbers/>
+        <w:bidi w:val="0"/>
+        <w:ind w:start="339" w:hanging="339"/>
+        <w:jc w:val="start"/>
       </w:pPr>
       <w:r>
         <w:rPr>
-          <w:rStyle w:val="FootnoteReference"/>
+          <w:rStyle w:val="FootnoteCharacters"/>
         </w:rPr>
         <w:footnoteRef/>
-        <w:t w:space="preserve">)  서울고등법원 2017. 4. 6. 선고 2016나2019365 판결(채용정보 사건) 및 서울고등법원 2022. 8. 25. 선고 2021나2034740 판결(야놀자 v. 여기어때 민사 사건).</w:t>
+      </w:r>
+      <w:r>
+        <w:tab/>
+        <w:t> 신지혜, 앞의 논문(2021), 437-439면</w:t>
       </w:r>
     </w:p>
   </w:footnote>
   <w:footnote w:id="31">
     <w:p>
       <w:pPr>
-        <w:pStyle w:val="FootnoteText"/>
+        <w:pStyle w:val="Footnote"/>
+        <w:suppressLineNumbers/>
+        <w:bidi w:val="0"/>
+        <w:ind w:start="339" w:hanging="339"/>
+        <w:jc w:val="start"/>
       </w:pPr>
       <w:r>
         <w:rPr>
-          <w:rStyle w:val="FootnoteReference"/>
+          <w:rStyle w:val="FootnoteCharacters"/>
         </w:rPr>
         <w:footnoteRef/>
-        <w:t w:space="preserve">)  신지혜, 앞의 논문, 434-435면.</w:t>
+      </w:r>
+      <w:r>
+        <w:tab/>
+        <w:t> 서울고등법원 2017. 4. 6. 선고 2016나2019365 판결(채용정보 사건) 및 서울고등법원 2022. 8. 25. 선고 2021나2034740 판결(야놀자 v. 여기어때 민사 사건).</w:t>
       </w:r>
     </w:p>
   </w:footnote>
   <w:footnote w:id="32">
     <w:p>
       <w:pPr>
-        <w:pStyle w:val="FootnoteText"/>
+        <w:pStyle w:val="Footnote"/>
+        <w:suppressLineNumbers/>
+        <w:bidi w:val="0"/>
+        <w:ind w:start="339" w:hanging="339"/>
+        <w:jc w:val="start"/>
       </w:pPr>
       <w:r>
         <w:rPr>
-          <w:rStyle w:val="FootnoteReference"/>
+          <w:rStyle w:val="FootnoteCharacters"/>
         </w:rPr>
         <w:footnoteRef/>
-        <w:t w:space="preserve">)  이성용·김상중, 앞의 논문, 159면.</w:t>
+      </w:r>
+      <w:r>
+        <w:tab/>
+        <w:t> 신지혜, 앞의 논문, 434-435면.</w:t>
       </w:r>
     </w:p>
   </w:footnote>
   <w:footnote w:id="33">
     <w:p>
       <w:pPr>
-        <w:pStyle w:val="FootnoteText"/>
+        <w:pStyle w:val="Footnote"/>
+        <w:suppressLineNumbers/>
+        <w:bidi w:val="0"/>
+        <w:ind w:start="339" w:hanging="339"/>
+        <w:jc w:val="start"/>
       </w:pPr>
       <w:r>
         <w:rPr>
-          <w:rStyle w:val="FootnoteReference"/>
+          <w:rStyle w:val="FootnoteCharacters"/>
         </w:rPr>
         <w:footnoteRef/>
-        <w:t w:space="preserve">)  이성용·김상중, 앞의 논문, 157-158면.</w:t>
+      </w:r>
+      <w:r>
+        <w:tab/>
+        <w:t> 이성용·김상중, 앞의 논문, 159면.</w:t>
       </w:r>
     </w:p>
   </w:footnote>
   <w:footnote w:id="34">
     <w:p>
       <w:pPr>
-        <w:pStyle w:val="FootnoteText"/>
+        <w:pStyle w:val="Footnote"/>
+        <w:suppressLineNumbers/>
+        <w:bidi w:val="0"/>
+        <w:ind w:start="339" w:hanging="339"/>
+        <w:jc w:val="start"/>
       </w:pPr>
       <w:r>
         <w:rPr>
-          <w:rStyle w:val="FootnoteReference"/>
+          <w:rStyle w:val="FootnoteCharacters"/>
         </w:rPr>
         <w:footnoteRef/>
-        <w:t w:space="preserve">)  해당 표는 앞서 언급된 부정경쟁방지법 제2조 제1호 (파)목의 요건 판단 기준을 간략히 정리한 것이다. 또한 각 요소는 독립적인 성립 요건이 아닌, 구체적인 사안에서 위법성의 유무 및 그 정도를 형량하여 평가하는 종합적인 판단 요건이다.</w:t>
+      </w:r>
+      <w:r>
+        <w:tab/>
+        <w:t> 이성용·김상중, 앞의 논문, 157-158면.</w:t>
       </w:r>
     </w:p>
   </w:footnote>
   <w:footnote w:id="35">
     <w:p>
       <w:pPr>
-        <w:pStyle w:val="FootnoteText"/>
+        <w:pStyle w:val="Footnote"/>
+        <w:suppressLineNumbers/>
+        <w:bidi w:val="0"/>
+        <w:ind w:start="339" w:hanging="339"/>
+        <w:jc w:val="start"/>
       </w:pPr>
       <w:r>
         <w:rPr>
-          <w:rStyle w:val="FootnoteReference"/>
+          <w:rStyle w:val="FootnoteCharacters"/>
         </w:rPr>
         <w:footnoteRef/>
-        <w:t w:space="preserve">)  Thomson Reuters Enterprise Centre GmbH v. Ross Intelligence Inc., No. 1:20-cv-613-SB (D. Del. Feb. 11, 2025). 본 판결은 AI 모델 학습 목적의 무단 복제에 대해 연방법원이 최초로 공정이용 항변을 기각하고 직접 침해를 선언한 리딩 케이스이다. 원고(Thomson Reuters)는 수조 원을 투자하여 사법 판결의 정수를 정리한 분류 및 판결 요약(Headnotes) 시스템을 운영해 왔는데, 피고(ROSS)는 자사 법률 AI 엔진 탑재를 위해 정상적인 라이선스 계약이 무산되자 제3의 분석 대행사를 우회하여 이 헤드노트 가공 벌크 데이터를 무단 학습시켰다. 이에 저작권 침해 소송이 시작되자 ROSS는 AI 언어 교육을 위한 일시적인 중간 복제이므로 공정이용의 권역에 해당한다고 방어하였다.</w:t>
+      </w:r>
+      <w:r>
+        <w:tab/>
+        <w:t> 해당 표는 앞서 언급된 부정경쟁방지법 제2조 제1호 (파)목의 요건 판단 기준을 간략히 정리한 것이다. 또한 각 요소는 독립적인 성립 요건이 아닌, 구체적인 사안에서 위법성의 유무 및 그 정도를 형량하여 평가하는 종합적인 판단 요건이다.</w:t>
       </w:r>
     </w:p>
   </w:footnote>
   <w:footnote w:id="36">
     <w:p>
       <w:pPr>
-        <w:pStyle w:val="FootnoteText"/>
+        <w:pStyle w:val="Footnote"/>
+        <w:suppressLineNumbers/>
+        <w:bidi w:val="0"/>
+        <w:ind w:start="339" w:hanging="339"/>
+        <w:jc w:val="start"/>
       </w:pPr>
       <w:r>
         <w:rPr>
-          <w:rStyle w:val="FootnoteReference"/>
+          <w:rStyle w:val="FootnoteCharacters"/>
         </w:rPr>
         <w:footnoteRef/>
-        <w:t w:space="preserve">)  표3은 전술한 ROSS 판례의 판시 요지를 (파)목 법리로 재구성하여 적용한 사안들을 정리한 것이다.</w:t>
+      </w:r>
+      <w:r>
+        <w:tab/>
+        <w:t> Thomson Reuters Enterprise Centre GmbH v. Ross Intelligence Inc., No. 1:20-cv-613-SB (D. Del. Feb. 11, 2025). 본 판결은 AI 모델 학습 목적의 무단 복제에 대해 연방법원이 최초로 공정이용 항변을 기각하고 직접 침해를 선언한 리딩 케이스이다. 원고(Thomson Reuters)는 수조 원을 투자하여 사법 판결의 정수를 정리한 분류 및 판결 요약(Headnotes) 시스템을 운영해 왔는데, 피고(ROSS)는 자사 법률 AI 엔진 탑재를 위해 정상적인 라이선스 계약이 무산되자 제3의 분석 대행사를 우회하여 이 헤드노트 가공 벌크 데이터를 무단 학습시켰다. 이에 저작권 침해 소송이 시작되자 ROSS는 AI 언어 교육을 위한 일시적인 중간 복제이므로 공정이용의 권역에 해당한다고 방어하였다.</w:t>
+      </w:r>
+    </w:p>
+  </w:footnote>
+  <w:footnote w:id="37">
+    <w:p>
+      <w:pPr>
+        <w:pStyle w:val="Footnote"/>
+        <w:suppressLineNumbers/>
+        <w:bidi w:val="0"/>
+        <w:ind w:start="339" w:hanging="339"/>
+        <w:jc w:val="start"/>
+      </w:pPr>
+      <w:r>
+        <w:rPr>
+          <w:rStyle w:val="FootnoteCharacters"/>
+        </w:rPr>
+        <w:footnoteRef/>
+      </w:r>
+      <w:r>
+        <w:tab/>
+        <w:t> 표3은 전술한 ROSS 판례의 판시 요지를 (파)목 법리로 재구성하여 적용한 사안들을 정리한 것이다.</w:t>
       </w:r>
     </w:p>
   </w:footnote>
@@ -19499,6 +19718,29 @@
         <w:shd w:val="clear" w:color="auto" w:fill="FBCAA2" w:themeFill="accent6" w:themeFillTint="7F"/>
       </w:tcPr>
     </w:tblStylePr>
+  </w:style>
+  <w:style w:type="character" w:styleId="FootnoteCharacters">
+    <w:name w:val="Footnote Characters"/>
+    <w:qFormat/>
+    <w:rPr/>
+  </w:style>
+  <w:style w:type="character" w:styleId="FootnoteAnchor">
+    <w:name w:val="Footnote Anchor"/>
+    <w:rPr>
+      <w:vertAlign w:val="superscript"/>
+    </w:rPr>
+  </w:style>
+  <w:style w:type="paragraph" w:styleId="Footnote">
+    <w:name w:val="Footnote Text"/>
+    <w:basedOn w:val="Normal"/>
+    <w:pPr>
+      <w:suppressLineNumbers/>
+      <w:ind w:start="339" w:hanging="339"/>
+    </w:pPr>
+    <w:rPr>
+      <w:sz w:val="20"/>
+      <w:szCs w:val="20"/>
+    </w:rPr>
   </w:style>
 </w:styles>
 </file>
